--- a/1. portfolio projekt.docx
+++ b/1. portfolio projekt.docx
@@ -2,1305 +2,299 @@
 <file path=word/document.xml><?xml version="1.0" encoding="utf-8"?>
 <w:document xmlns:wpc="http://schemas.microsoft.com/office/word/2010/wordprocessingCanvas" xmlns:cx="http://schemas.microsoft.com/office/drawing/2014/chartex" xmlns:cx1="http://schemas.microsoft.com/office/drawing/2015/9/8/chartex" xmlns:cx2="http://schemas.microsoft.com/office/drawing/2015/10/21/chartex" xmlns:cx3="http://schemas.microsoft.com/office/drawing/2016/5/9/chartex" xmlns:cx4="http://schemas.microsoft.com/office/drawing/2016/5/10/chartex" xmlns:cx5="http://schemas.microsoft.com/office/drawing/2016/5/11/chartex" xmlns:cx6="http://schemas.microsoft.com/office/drawing/2016/5/12/chartex" xmlns:cx7="http://schemas.microsoft.com/office/drawing/2016/5/13/chartex" xmlns:cx8="http://schemas.microsoft.com/office/drawing/2016/5/14/chartex" xmlns:mc="http://schemas.openxmlformats.org/markup-compatibility/2006" xmlns:m="http://schemas.openxmlformats.org/officeDocument/2006/math" xmlns:aink="http://schemas.microsoft.com/office/drawing/2016/ink" xmlns:am3d="http://schemas.microsoft.com/office/drawing/2017/model3d" xmlns:oel="http://schemas.microsoft.com/office/2019/extlst" xmlns:r="http://schemas.openxmlformats.org/officeDocument/2006/relationships" xmlns:wp14="http://schemas.microsoft.com/office/word/2010/wordprocessingDrawing" xmlns:wp="http://schemas.openxmlformats.org/drawingml/2006/wordprocessingDrawing" xmlns:wpg="http://schemas.microsoft.com/office/word/2010/wordprocessingGroup" xmlns:wpi="http://schemas.microsoft.com/office/word/2010/wordprocessingInk" xmlns:wps="http://schemas.microsoft.com/office/word/2010/wordprocessingShape" xmlns:o="urn:schemas-microsoft-com:office:office" xmlns:v="urn:schemas-microsoft-com:vml" xmlns:w10="urn:schemas-microsoft-com:office:word" xmlns:w="http://schemas.openxmlformats.org/wordprocessingml/2006/main" xmlns:w14="http://schemas.microsoft.com/office/word/2010/wordml" xmlns:w15="http://schemas.microsoft.com/office/word/2012/wordml" xmlns:w16cex="http://schemas.microsoft.com/office/word/2018/wordml/cex" xmlns:w16cid="http://schemas.microsoft.com/office/word/2016/wordml/cid" xmlns:w16="http://schemas.microsoft.com/office/word/2018/wordml" xmlns:w16sdtdh="http://schemas.microsoft.com/office/word/2020/wordml/sdtdatahash" xmlns:w16sdtfl="http://schemas.microsoft.com/office/word/2024/wordml/sdtformatlock" xmlns:w16se="http://schemas.microsoft.com/office/word/2015/wordml/symex" xmlns:w16du="http://schemas.microsoft.com/office/word/2023/wordml/word16du" xmlns:wne="http://schemas.microsoft.com/office/word/2006/wordml" mc:Ignorable="w14 w15 w16se w16cid w16 w16cex w16sdtdh w16sdtfl w16du wp14">
   <w:body>
+    <w:p/>
     <w:p>
       <w:pPr>
+        <w:jc w:val="center"/>
         <w:rPr>
           <w:b/>
           <w:bCs/>
-          <w:sz w:val="36"/>
-          <w:szCs w:val="36"/>
+          <w:sz w:val="40"/>
+          <w:szCs w:val="40"/>
+          <w:u w:val="dash"/>
         </w:rPr>
       </w:pPr>
-      <w:proofErr w:type="spellStart"/>
       <w:r>
         <w:rPr>
           <w:b/>
           <w:bCs/>
-          <w:sz w:val="36"/>
-          <w:szCs w:val="36"/>
+          <w:sz w:val="40"/>
+          <w:szCs w:val="40"/>
+          <w:u w:val="dash"/>
         </w:rPr>
-        <w:t>Scope</w:t>
+        <w:t>Projektplan for min portfolio</w:t>
       </w:r>
-      <w:proofErr w:type="spellEnd"/>
+    </w:p>
+    <w:p>
+      <w:pPr>
+        <w:jc w:val="center"/>
+        <w:rPr>
+          <w:b/>
+          <w:bCs/>
+          <w:u w:val="single"/>
+        </w:rPr>
+      </w:pPr>
       <w:r>
         <w:rPr>
           <w:b/>
           <w:bCs/>
-          <w:sz w:val="36"/>
-          <w:szCs w:val="36"/>
+          <w:u w:val="single"/>
         </w:rPr>
-        <w:t xml:space="preserve"> for</w:t>
+        <w:t>Scope</w:t>
       </w:r>
+    </w:p>
+    <w:p>
+      <w:pPr>
+        <w:jc w:val="both"/>
+      </w:pPr>
+    </w:p>
+    <w:p>
+      <w:pPr>
+        <w:jc w:val="both"/>
+      </w:pPr>
+    </w:p>
+    <w:p>
+      <w:pPr>
+        <w:jc w:val="both"/>
+      </w:pPr>
+    </w:p>
+    <w:p>
+      <w:pPr>
+        <w:jc w:val="center"/>
+        <w:rPr>
+          <w:b/>
+          <w:bCs/>
+          <w:u w:val="single"/>
+        </w:rPr>
+      </w:pPr>
       <w:r>
         <w:rPr>
           <w:b/>
           <w:bCs/>
-          <w:sz w:val="36"/>
-          <w:szCs w:val="36"/>
+          <w:u w:val="single"/>
         </w:rPr>
-        <w:t xml:space="preserve"> portfolio projekt</w:t>
+        <w:t>MoSCoW Prioritering</w:t>
       </w:r>
     </w:p>
+    <w:tbl>
+      <w:tblPr>
+        <w:tblStyle w:val="Tabel-Gitter"/>
+        <w:tblW w:w="0" w:type="auto"/>
+        <w:tblLook w:val="04A0" w:firstRow="1" w:lastRow="0" w:firstColumn="1" w:lastColumn="0" w:noHBand="0" w:noVBand="1"/>
+      </w:tblPr>
+      <w:tblGrid>
+        <w:gridCol w:w="1838"/>
+        <w:gridCol w:w="7790"/>
+      </w:tblGrid>
+      <w:tr>
+        <w:tc>
+          <w:tcPr>
+            <w:tcW w:w="1838" w:type="dxa"/>
+            <w:shd w:val="clear" w:color="auto" w:fill="808080" w:themeFill="background1" w:themeFillShade="80"/>
+          </w:tcPr>
+          <w:p>
+            <w:pPr>
+              <w:rPr>
+                <w:b/>
+                <w:bCs/>
+                <w:color w:val="FFFFFF" w:themeColor="background1"/>
+              </w:rPr>
+            </w:pPr>
+            <w:r>
+              <w:rPr>
+                <w:b/>
+                <w:bCs/>
+                <w:color w:val="FFFFFF" w:themeColor="background1"/>
+              </w:rPr>
+              <w:t>Must have</w:t>
+            </w:r>
+          </w:p>
+        </w:tc>
+        <w:tc>
+          <w:tcPr>
+            <w:tcW w:w="7790" w:type="dxa"/>
+            <w:shd w:val="clear" w:color="auto" w:fill="BFBFBF" w:themeFill="background1" w:themeFillShade="BF"/>
+          </w:tcPr>
+          <w:p>
+            <w:r>
+              <w:t>Scope, dermed html-krav og standardkrav af css</w:t>
+            </w:r>
+          </w:p>
+        </w:tc>
+      </w:tr>
+      <w:tr>
+        <w:tc>
+          <w:tcPr>
+            <w:tcW w:w="1838" w:type="dxa"/>
+            <w:shd w:val="clear" w:color="auto" w:fill="808080" w:themeFill="background1" w:themeFillShade="80"/>
+          </w:tcPr>
+          <w:p>
+            <w:pPr>
+              <w:rPr>
+                <w:b/>
+                <w:bCs/>
+                <w:color w:val="FFFFFF" w:themeColor="background1"/>
+              </w:rPr>
+            </w:pPr>
+            <w:proofErr w:type="spellStart"/>
+            <w:r>
+              <w:rPr>
+                <w:b/>
+                <w:bCs/>
+                <w:color w:val="FFFFFF" w:themeColor="background1"/>
+              </w:rPr>
+              <w:t>Should</w:t>
+            </w:r>
+            <w:proofErr w:type="spellEnd"/>
+            <w:r>
+              <w:rPr>
+                <w:b/>
+                <w:bCs/>
+                <w:color w:val="FFFFFF" w:themeColor="background1"/>
+              </w:rPr>
+              <w:t xml:space="preserve"> have </w:t>
+            </w:r>
+          </w:p>
+        </w:tc>
+        <w:tc>
+          <w:tcPr>
+            <w:tcW w:w="7790" w:type="dxa"/>
+            <w:shd w:val="clear" w:color="auto" w:fill="BFBFBF" w:themeFill="background1" w:themeFillShade="BF"/>
+          </w:tcPr>
+          <w:p>
+            <w:r>
+              <w:t>CSS, hvor jeg laver det æstetiske design</w:t>
+            </w:r>
+          </w:p>
+        </w:tc>
+      </w:tr>
+      <w:tr>
+        <w:tc>
+          <w:tcPr>
+            <w:tcW w:w="1838" w:type="dxa"/>
+            <w:shd w:val="clear" w:color="auto" w:fill="808080" w:themeFill="background1" w:themeFillShade="80"/>
+          </w:tcPr>
+          <w:p>
+            <w:pPr>
+              <w:rPr>
+                <w:b/>
+                <w:bCs/>
+                <w:color w:val="FFFFFF" w:themeColor="background1"/>
+              </w:rPr>
+            </w:pPr>
+            <w:proofErr w:type="spellStart"/>
+            <w:r>
+              <w:rPr>
+                <w:b/>
+                <w:bCs/>
+                <w:color w:val="FFFFFF" w:themeColor="background1"/>
+              </w:rPr>
+              <w:t>Could</w:t>
+            </w:r>
+            <w:proofErr w:type="spellEnd"/>
+            <w:r>
+              <w:rPr>
+                <w:b/>
+                <w:bCs/>
+                <w:color w:val="FFFFFF" w:themeColor="background1"/>
+              </w:rPr>
+              <w:t xml:space="preserve"> have</w:t>
+            </w:r>
+          </w:p>
+        </w:tc>
+        <w:tc>
+          <w:tcPr>
+            <w:tcW w:w="7790" w:type="dxa"/>
+            <w:shd w:val="clear" w:color="auto" w:fill="BFBFBF" w:themeFill="background1" w:themeFillShade="BF"/>
+          </w:tcPr>
+          <w:p>
+            <w:r>
+              <w:t xml:space="preserve">Effekter, som gør min projekt mere levende </w:t>
+            </w:r>
+            <w:proofErr w:type="spellStart"/>
+            <w:r>
+              <w:t>ala</w:t>
+            </w:r>
+            <w:proofErr w:type="spellEnd"/>
+            <w:r>
+              <w:t xml:space="preserve"> brug af JavaScript</w:t>
+            </w:r>
+          </w:p>
+        </w:tc>
+      </w:tr>
+      <w:tr>
+        <w:tc>
+          <w:tcPr>
+            <w:tcW w:w="1838" w:type="dxa"/>
+            <w:shd w:val="clear" w:color="auto" w:fill="808080" w:themeFill="background1" w:themeFillShade="80"/>
+          </w:tcPr>
+          <w:p>
+            <w:pPr>
+              <w:rPr>
+                <w:b/>
+                <w:bCs/>
+                <w:color w:val="FFFFFF" w:themeColor="background1"/>
+              </w:rPr>
+            </w:pPr>
+            <w:r>
+              <w:rPr>
+                <w:b/>
+                <w:bCs/>
+                <w:color w:val="FFFFFF" w:themeColor="background1"/>
+              </w:rPr>
+              <w:t xml:space="preserve">Will not have </w:t>
+            </w:r>
+          </w:p>
+        </w:tc>
+        <w:tc>
+          <w:tcPr>
+            <w:tcW w:w="7790" w:type="dxa"/>
+            <w:shd w:val="clear" w:color="auto" w:fill="BFBFBF" w:themeFill="background1" w:themeFillShade="BF"/>
+          </w:tcPr>
+          <w:p>
+            <w:r>
+              <w:t xml:space="preserve">Igen JavaScript, da det er udenfor </w:t>
+            </w:r>
+            <w:proofErr w:type="spellStart"/>
+            <w:r>
+              <w:t>scope</w:t>
+            </w:r>
+            <w:proofErr w:type="spellEnd"/>
+            <w:r>
+              <w:t xml:space="preserve"> at have sat tid af til det</w:t>
+            </w:r>
+          </w:p>
+        </w:tc>
+      </w:tr>
+    </w:tbl>
     <w:p>
       <w:pPr>
-        <w:rPr>
-          <w:sz w:val="28"/>
-          <w:szCs w:val="28"/>
-          <w:u w:val="single"/>
-        </w:rPr>
-      </w:pPr>
-      <w:r>
-        <w:rPr>
-          <w:sz w:val="28"/>
-          <w:szCs w:val="28"/>
-          <w:u w:val="single"/>
-        </w:rPr>
-        <w:t>Beskrivelse af portfolio projekt</w:t>
-      </w:r>
+        <w:jc w:val="both"/>
+      </w:pPr>
     </w:p>
     <w:p>
       <w:pPr>
-        <w:pStyle w:val="page-cover-backgroundnothasbutton"/>
-        <w:pBdr>
-          <w:top w:val="single" w:sz="2" w:space="0" w:color="auto"/>
-          <w:left w:val="single" w:sz="2" w:space="0" w:color="auto"/>
-          <w:bottom w:val="single" w:sz="2" w:space="9" w:color="auto"/>
-          <w:right w:val="single" w:sz="2" w:space="0" w:color="auto"/>
-        </w:pBdr>
-        <w:spacing w:before="0" w:beforeAutospacing="0" w:after="0" w:afterAutospacing="0"/>
-        <w:rPr>
-          <w:rFonts w:ascii="Arial" w:hAnsi="Arial" w:cs="Arial"/>
-          <w:color w:val="1E1C1D"/>
-        </w:rPr>
-      </w:pPr>
-      <w:r>
-        <w:rPr>
-          <w:rFonts w:ascii="Arial" w:hAnsi="Arial" w:cs="Arial"/>
-          <w:color w:val="1E1C1D"/>
-        </w:rPr>
-        <w:t xml:space="preserve">I skal lave jeres egen </w:t>
-      </w:r>
-      <w:proofErr w:type="spellStart"/>
-      <w:r>
-        <w:rPr>
-          <w:rFonts w:ascii="Arial" w:hAnsi="Arial" w:cs="Arial"/>
-          <w:color w:val="1E1C1D"/>
-        </w:rPr>
-        <w:t>protfolio</w:t>
-      </w:r>
-      <w:proofErr w:type="spellEnd"/>
-      <w:r>
-        <w:rPr>
-          <w:rFonts w:ascii="Arial" w:hAnsi="Arial" w:cs="Arial"/>
-          <w:color w:val="1E1C1D"/>
-        </w:rPr>
-        <w:t xml:space="preserve"> hjemmeside!</w:t>
-      </w:r>
-    </w:p>
-    <w:p>
-      <w:pPr>
-        <w:pStyle w:val="page-cover-backgroundnothasbutton"/>
-        <w:pBdr>
-          <w:top w:val="single" w:sz="2" w:space="0" w:color="auto"/>
-          <w:left w:val="single" w:sz="2" w:space="0" w:color="auto"/>
-          <w:bottom w:val="single" w:sz="2" w:space="9" w:color="auto"/>
-          <w:right w:val="single" w:sz="2" w:space="0" w:color="auto"/>
-        </w:pBdr>
-        <w:spacing w:before="0" w:beforeAutospacing="0" w:after="0" w:afterAutospacing="0"/>
-        <w:rPr>
-          <w:rFonts w:ascii="Arial" w:hAnsi="Arial" w:cs="Arial"/>
-          <w:color w:val="1E1C1D"/>
-        </w:rPr>
-      </w:pPr>
-      <w:r>
-        <w:rPr>
-          <w:rFonts w:ascii="Arial" w:hAnsi="Arial" w:cs="Arial"/>
-          <w:color w:val="1E1C1D"/>
-        </w:rPr>
-        <w:t xml:space="preserve">Det her projekt bliver et obligatorisk projekt for at </w:t>
-      </w:r>
-      <w:proofErr w:type="gramStart"/>
-      <w:r>
-        <w:rPr>
-          <w:rFonts w:ascii="Arial" w:hAnsi="Arial" w:cs="Arial"/>
-          <w:color w:val="1E1C1D"/>
-        </w:rPr>
-        <w:t>i</w:t>
-      </w:r>
-      <w:proofErr w:type="gramEnd"/>
-      <w:r>
-        <w:rPr>
-          <w:rFonts w:ascii="Arial" w:hAnsi="Arial" w:cs="Arial"/>
-          <w:color w:val="1E1C1D"/>
-        </w:rPr>
-        <w:t xml:space="preserve"> kan komme til eksamen. Det består af fagene webteknologi, visualisering og æstetik og projektstyring. Der er nogle krav til projektet fra de forskellige fag</w:t>
-      </w:r>
-    </w:p>
-    <w:p>
-      <w:pPr>
-        <w:rPr>
-          <w:sz w:val="28"/>
-          <w:szCs w:val="28"/>
-          <w:u w:val="single"/>
-        </w:rPr>
-      </w:pPr>
-    </w:p>
-    <w:p>
-      <w:pPr>
-        <w:rPr>
-          <w:sz w:val="28"/>
-          <w:szCs w:val="28"/>
-          <w:u w:val="single"/>
-        </w:rPr>
-      </w:pPr>
-      <w:r>
-        <w:rPr>
-          <w:noProof/>
-          <w:sz w:val="28"/>
-          <w:szCs w:val="28"/>
-          <w:u w:val="single"/>
-        </w:rPr>
-        <w:drawing>
-          <wp:anchor distT="0" distB="0" distL="114300" distR="114300" simplePos="0" relativeHeight="251659264" behindDoc="1" locked="0" layoutInCell="1" allowOverlap="1" wp14:anchorId="7BDA1D39" wp14:editId="574F5029">
-            <wp:simplePos x="0" y="0"/>
-            <wp:positionH relativeFrom="column">
-              <wp:posOffset>-106989</wp:posOffset>
-            </wp:positionH>
-            <wp:positionV relativeFrom="paragraph">
-              <wp:posOffset>376308</wp:posOffset>
-            </wp:positionV>
-            <wp:extent cx="1828800" cy="2032000"/>
-            <wp:effectExtent l="0" t="0" r="0" b="0"/>
-            <wp:wrapNone/>
-            <wp:docPr id="932675322" name="Billede 1"/>
-            <wp:cNvGraphicFramePr>
-              <a:graphicFrameLocks xmlns:a="http://schemas.openxmlformats.org/drawingml/2006/main" noChangeAspect="1"/>
-            </wp:cNvGraphicFramePr>
-            <a:graphic xmlns:a="http://schemas.openxmlformats.org/drawingml/2006/main">
-              <a:graphicData uri="http://schemas.openxmlformats.org/drawingml/2006/picture">
-                <pic:pic xmlns:pic="http://schemas.openxmlformats.org/drawingml/2006/picture">
-                  <pic:nvPicPr>
-                    <pic:cNvPr id="932675322" name="Billede 932675322"/>
-                    <pic:cNvPicPr/>
-                  </pic:nvPicPr>
-                  <pic:blipFill>
-                    <a:blip r:embed="rId5" cstate="print">
-                      <a:extLst>
-                        <a:ext uri="{28A0092B-C50C-407E-A947-70E740481C1C}">
-                          <a14:useLocalDpi xmlns:a14="http://schemas.microsoft.com/office/drawing/2010/main" val="0"/>
-                        </a:ext>
-                      </a:extLst>
-                    </a:blip>
-                    <a:stretch>
-                      <a:fillRect/>
-                    </a:stretch>
-                  </pic:blipFill>
-                  <pic:spPr>
-                    <a:xfrm>
-                      <a:off x="0" y="0"/>
-                      <a:ext cx="1828800" cy="2032000"/>
-                    </a:xfrm>
-                    <a:prstGeom prst="rect">
-                      <a:avLst/>
-                    </a:prstGeom>
-                  </pic:spPr>
-                </pic:pic>
-              </a:graphicData>
-            </a:graphic>
-            <wp14:sizeRelH relativeFrom="page">
-              <wp14:pctWidth>0</wp14:pctWidth>
-            </wp14:sizeRelH>
-            <wp14:sizeRelV relativeFrom="page">
-              <wp14:pctHeight>0</wp14:pctHeight>
-            </wp14:sizeRelV>
-          </wp:anchor>
-        </w:drawing>
-      </w:r>
-      <w:r>
-        <w:rPr>
-          <w:sz w:val="28"/>
-          <w:szCs w:val="28"/>
-          <w:u w:val="single"/>
-        </w:rPr>
-        <w:t>Krav for tags på min portfoli</w:t>
-      </w:r>
-      <w:r>
-        <w:rPr>
-          <w:sz w:val="28"/>
-          <w:szCs w:val="28"/>
-          <w:u w:val="single"/>
-        </w:rPr>
-        <w:t>o</w:t>
-      </w:r>
-      <w:r>
-        <w:rPr>
-          <w:sz w:val="28"/>
-          <w:szCs w:val="28"/>
-          <w:u w:val="single"/>
-        </w:rPr>
-        <w:t xml:space="preserve"> på HTML:</w:t>
-      </w:r>
-    </w:p>
-    <w:p>
-      <w:pPr>
-        <w:rPr>
-          <w:sz w:val="28"/>
-          <w:szCs w:val="28"/>
-        </w:rPr>
-      </w:pPr>
-      <w:r>
-        <w:rPr>
-          <w:noProof/>
-          <w:sz w:val="28"/>
-          <w:szCs w:val="28"/>
-        </w:rPr>
-        <w:drawing>
-          <wp:anchor distT="0" distB="0" distL="114300" distR="114300" simplePos="0" relativeHeight="251660288" behindDoc="1" locked="0" layoutInCell="1" allowOverlap="1" wp14:anchorId="6A4AE1EE" wp14:editId="20FE4FFD">
-            <wp:simplePos x="0" y="0"/>
-            <wp:positionH relativeFrom="column">
-              <wp:posOffset>1832997</wp:posOffset>
-            </wp:positionH>
-            <wp:positionV relativeFrom="paragraph">
-              <wp:posOffset>315006</wp:posOffset>
-            </wp:positionV>
-            <wp:extent cx="2787805" cy="1748380"/>
-            <wp:effectExtent l="0" t="0" r="0" b="4445"/>
-            <wp:wrapNone/>
-            <wp:docPr id="1527085895" name="Billede 2"/>
-            <wp:cNvGraphicFramePr>
-              <a:graphicFrameLocks xmlns:a="http://schemas.openxmlformats.org/drawingml/2006/main" noChangeAspect="1"/>
-            </wp:cNvGraphicFramePr>
-            <a:graphic xmlns:a="http://schemas.openxmlformats.org/drawingml/2006/main">
-              <a:graphicData uri="http://schemas.openxmlformats.org/drawingml/2006/picture">
-                <pic:pic xmlns:pic="http://schemas.openxmlformats.org/drawingml/2006/picture">
-                  <pic:nvPicPr>
-                    <pic:cNvPr id="1527085895" name="Billede 1527085895"/>
-                    <pic:cNvPicPr/>
-                  </pic:nvPicPr>
-                  <pic:blipFill>
-                    <a:blip r:embed="rId6" cstate="print">
-                      <a:extLst>
-                        <a:ext uri="{28A0092B-C50C-407E-A947-70E740481C1C}">
-                          <a14:useLocalDpi xmlns:a14="http://schemas.microsoft.com/office/drawing/2010/main" val="0"/>
-                        </a:ext>
-                      </a:extLst>
-                    </a:blip>
-                    <a:stretch>
-                      <a:fillRect/>
-                    </a:stretch>
-                  </pic:blipFill>
-                  <pic:spPr>
-                    <a:xfrm>
-                      <a:off x="0" y="0"/>
-                      <a:ext cx="2787805" cy="1748380"/>
-                    </a:xfrm>
-                    <a:prstGeom prst="rect">
-                      <a:avLst/>
-                    </a:prstGeom>
-                  </pic:spPr>
-                </pic:pic>
-              </a:graphicData>
-            </a:graphic>
-            <wp14:sizeRelH relativeFrom="page">
-              <wp14:pctWidth>0</wp14:pctWidth>
-            </wp14:sizeRelH>
-            <wp14:sizeRelV relativeFrom="page">
-              <wp14:pctHeight>0</wp14:pctHeight>
-            </wp14:sizeRelV>
-          </wp:anchor>
-        </w:drawing>
-      </w:r>
-    </w:p>
-    <w:p>
-      <w:pPr>
-        <w:rPr>
-          <w:sz w:val="28"/>
-          <w:szCs w:val="28"/>
-        </w:rPr>
-      </w:pPr>
-    </w:p>
-    <w:p>
-      <w:pPr>
-        <w:rPr>
-          <w:sz w:val="28"/>
-          <w:szCs w:val="28"/>
-        </w:rPr>
-      </w:pPr>
-    </w:p>
-    <w:p>
-      <w:pPr>
-        <w:rPr>
-          <w:sz w:val="28"/>
-          <w:szCs w:val="28"/>
-        </w:rPr>
-      </w:pPr>
-    </w:p>
-    <w:p>
-      <w:pPr>
-        <w:rPr>
-          <w:sz w:val="28"/>
-          <w:szCs w:val="28"/>
-        </w:rPr>
-      </w:pPr>
-    </w:p>
-    <w:p>
-      <w:pPr>
-        <w:rPr>
-          <w:sz w:val="28"/>
-          <w:szCs w:val="28"/>
-        </w:rPr>
-      </w:pPr>
-      <w:r>
-        <w:rPr>
-          <w:noProof/>
-          <w:sz w:val="28"/>
-          <w:szCs w:val="28"/>
-        </w:rPr>
-        <w:drawing>
-          <wp:anchor distT="0" distB="0" distL="114300" distR="114300" simplePos="0" relativeHeight="251662336" behindDoc="1" locked="0" layoutInCell="1" allowOverlap="1" wp14:anchorId="5306E1B8" wp14:editId="728DB375">
-            <wp:simplePos x="0" y="0"/>
-            <wp:positionH relativeFrom="column">
-              <wp:posOffset>-210111</wp:posOffset>
-            </wp:positionH>
-            <wp:positionV relativeFrom="paragraph">
-              <wp:posOffset>356870</wp:posOffset>
-            </wp:positionV>
-            <wp:extent cx="3454000" cy="1541721"/>
-            <wp:effectExtent l="0" t="0" r="635" b="0"/>
-            <wp:wrapNone/>
-            <wp:docPr id="316335186" name="Billede 4"/>
-            <wp:cNvGraphicFramePr>
-              <a:graphicFrameLocks xmlns:a="http://schemas.openxmlformats.org/drawingml/2006/main" noChangeAspect="1"/>
-            </wp:cNvGraphicFramePr>
-            <a:graphic xmlns:a="http://schemas.openxmlformats.org/drawingml/2006/main">
-              <a:graphicData uri="http://schemas.openxmlformats.org/drawingml/2006/picture">
-                <pic:pic xmlns:pic="http://schemas.openxmlformats.org/drawingml/2006/picture">
-                  <pic:nvPicPr>
-                    <pic:cNvPr id="316335186" name="Billede 316335186"/>
-                    <pic:cNvPicPr/>
-                  </pic:nvPicPr>
-                  <pic:blipFill>
-                    <a:blip r:embed="rId7" cstate="print">
-                      <a:extLst>
-                        <a:ext uri="{28A0092B-C50C-407E-A947-70E740481C1C}">
-                          <a14:useLocalDpi xmlns:a14="http://schemas.microsoft.com/office/drawing/2010/main" val="0"/>
-                        </a:ext>
-                      </a:extLst>
-                    </a:blip>
-                    <a:stretch>
-                      <a:fillRect/>
-                    </a:stretch>
-                  </pic:blipFill>
-                  <pic:spPr>
-                    <a:xfrm>
-                      <a:off x="0" y="0"/>
-                      <a:ext cx="3454000" cy="1541721"/>
-                    </a:xfrm>
-                    <a:prstGeom prst="rect">
-                      <a:avLst/>
-                    </a:prstGeom>
-                  </pic:spPr>
-                </pic:pic>
-              </a:graphicData>
-            </a:graphic>
-            <wp14:sizeRelH relativeFrom="page">
-              <wp14:pctWidth>0</wp14:pctWidth>
-            </wp14:sizeRelH>
-            <wp14:sizeRelV relativeFrom="page">
-              <wp14:pctHeight>0</wp14:pctHeight>
-            </wp14:sizeRelV>
-          </wp:anchor>
-        </w:drawing>
-      </w:r>
-    </w:p>
-    <w:p>
-      <w:pPr>
-        <w:rPr>
-          <w:sz w:val="28"/>
-          <w:szCs w:val="28"/>
-        </w:rPr>
-      </w:pPr>
-    </w:p>
-    <w:p>
-      <w:pPr>
-        <w:rPr>
-          <w:sz w:val="28"/>
-          <w:szCs w:val="28"/>
-        </w:rPr>
-      </w:pPr>
-      <w:r>
-        <w:rPr>
-          <w:noProof/>
-          <w:sz w:val="28"/>
-          <w:szCs w:val="28"/>
-          <w:u w:val="single"/>
-        </w:rPr>
-        <w:drawing>
-          <wp:anchor distT="0" distB="0" distL="114300" distR="114300" simplePos="0" relativeHeight="251663360" behindDoc="1" locked="0" layoutInCell="1" allowOverlap="1" wp14:anchorId="4A056B4B" wp14:editId="33F9004F">
-            <wp:simplePos x="0" y="0"/>
-            <wp:positionH relativeFrom="column">
-              <wp:posOffset>2734738</wp:posOffset>
-            </wp:positionH>
-            <wp:positionV relativeFrom="paragraph">
-              <wp:posOffset>105026</wp:posOffset>
-            </wp:positionV>
-            <wp:extent cx="3610847" cy="1863494"/>
-            <wp:effectExtent l="0" t="0" r="0" b="3810"/>
-            <wp:wrapNone/>
-            <wp:docPr id="1901158802" name="Billede 5"/>
-            <wp:cNvGraphicFramePr>
-              <a:graphicFrameLocks xmlns:a="http://schemas.openxmlformats.org/drawingml/2006/main" noChangeAspect="1"/>
-            </wp:cNvGraphicFramePr>
-            <a:graphic xmlns:a="http://schemas.openxmlformats.org/drawingml/2006/main">
-              <a:graphicData uri="http://schemas.openxmlformats.org/drawingml/2006/picture">
-                <pic:pic xmlns:pic="http://schemas.openxmlformats.org/drawingml/2006/picture">
-                  <pic:nvPicPr>
-                    <pic:cNvPr id="1901158802" name="Billede 1901158802"/>
-                    <pic:cNvPicPr/>
-                  </pic:nvPicPr>
-                  <pic:blipFill>
-                    <a:blip r:embed="rId8" cstate="print">
-                      <a:extLst>
-                        <a:ext uri="{28A0092B-C50C-407E-A947-70E740481C1C}">
-                          <a14:useLocalDpi xmlns:a14="http://schemas.microsoft.com/office/drawing/2010/main" val="0"/>
-                        </a:ext>
-                      </a:extLst>
-                    </a:blip>
-                    <a:stretch>
-                      <a:fillRect/>
-                    </a:stretch>
-                  </pic:blipFill>
-                  <pic:spPr>
-                    <a:xfrm>
-                      <a:off x="0" y="0"/>
-                      <a:ext cx="3610847" cy="1863494"/>
-                    </a:xfrm>
-                    <a:prstGeom prst="rect">
-                      <a:avLst/>
-                    </a:prstGeom>
-                  </pic:spPr>
-                </pic:pic>
-              </a:graphicData>
-            </a:graphic>
-            <wp14:sizeRelH relativeFrom="page">
-              <wp14:pctWidth>0</wp14:pctWidth>
-            </wp14:sizeRelH>
-            <wp14:sizeRelV relativeFrom="page">
-              <wp14:pctHeight>0</wp14:pctHeight>
-            </wp14:sizeRelV>
-          </wp:anchor>
-        </w:drawing>
-      </w:r>
-    </w:p>
-    <w:p>
-      <w:pPr>
-        <w:rPr>
-          <w:sz w:val="28"/>
-          <w:szCs w:val="28"/>
-        </w:rPr>
-      </w:pPr>
-    </w:p>
-    <w:p>
-      <w:pPr>
-        <w:rPr>
-          <w:sz w:val="28"/>
-          <w:szCs w:val="28"/>
-          <w:u w:val="single"/>
-        </w:rPr>
-      </w:pPr>
-    </w:p>
-    <w:p>
-      <w:pPr>
-        <w:rPr>
-          <w:sz w:val="28"/>
-          <w:szCs w:val="28"/>
-          <w:u w:val="single"/>
-        </w:rPr>
-      </w:pPr>
-    </w:p>
-    <w:p>
-      <w:pPr>
-        <w:rPr>
-          <w:sz w:val="28"/>
-          <w:szCs w:val="28"/>
-          <w:u w:val="single"/>
-        </w:rPr>
-      </w:pPr>
-    </w:p>
-    <w:p>
-      <w:pPr>
-        <w:rPr>
-          <w:sz w:val="28"/>
-          <w:szCs w:val="28"/>
-          <w:u w:val="single"/>
-        </w:rPr>
-      </w:pPr>
-    </w:p>
-    <w:p>
-      <w:pPr>
-        <w:rPr>
-          <w:sz w:val="28"/>
-          <w:szCs w:val="28"/>
-          <w:u w:val="single"/>
-        </w:rPr>
-      </w:pPr>
-      <w:r>
-        <w:rPr>
-          <w:sz w:val="28"/>
-          <w:szCs w:val="28"/>
-          <w:u w:val="single"/>
-        </w:rPr>
-        <w:t>Hvad vil jeg gerne have med i min portfolio</w:t>
-      </w:r>
-      <w:r>
-        <w:rPr>
-          <w:sz w:val="28"/>
-          <w:szCs w:val="28"/>
-          <w:u w:val="single"/>
-        </w:rPr>
-        <w:t xml:space="preserve"> i html</w:t>
-      </w:r>
-      <w:r>
-        <w:rPr>
-          <w:sz w:val="28"/>
-          <w:szCs w:val="28"/>
-          <w:u w:val="single"/>
-        </w:rPr>
-        <w:t xml:space="preserve">? </w:t>
-      </w:r>
-    </w:p>
-    <w:p>
-      <w:pPr>
-        <w:pStyle w:val="Listeafsnit"/>
-        <w:numPr>
-          <w:ilvl w:val="0"/>
-          <w:numId w:val="1"/>
-        </w:numPr>
-      </w:pPr>
-      <w:r>
-        <w:t>Introduktion af mig selv</w:t>
-      </w:r>
-    </w:p>
-    <w:p>
-      <w:pPr>
-        <w:pStyle w:val="Listeafsnit"/>
-        <w:numPr>
-          <w:ilvl w:val="0"/>
-          <w:numId w:val="1"/>
-        </w:numPr>
-      </w:pPr>
-      <w:r>
-        <w:t>Billede af mig</w:t>
-      </w:r>
-    </w:p>
-    <w:p>
-      <w:pPr>
-        <w:pStyle w:val="Listeafsnit"/>
-        <w:numPr>
-          <w:ilvl w:val="0"/>
-          <w:numId w:val="1"/>
-        </w:numPr>
-      </w:pPr>
-      <w:r>
-        <w:t>Liste af uddannelser / skoler</w:t>
-      </w:r>
-    </w:p>
-    <w:p>
-      <w:pPr>
-        <w:pStyle w:val="Listeafsnit"/>
-        <w:numPr>
-          <w:ilvl w:val="0"/>
-          <w:numId w:val="1"/>
-        </w:numPr>
-      </w:pPr>
-      <w:r>
-        <w:t>Udlandsophold</w:t>
-      </w:r>
-      <w:r>
-        <w:t>?</w:t>
-      </w:r>
-    </w:p>
-    <w:p>
-      <w:pPr>
-        <w:pStyle w:val="Listeafsnit"/>
-        <w:numPr>
-          <w:ilvl w:val="0"/>
-          <w:numId w:val="1"/>
-        </w:numPr>
-      </w:pPr>
-      <w:r>
-        <w:t xml:space="preserve">Liste af jobs </w:t>
-      </w:r>
-    </w:p>
-    <w:p>
-      <w:pPr>
-        <w:pStyle w:val="Listeafsnit"/>
-        <w:numPr>
-          <w:ilvl w:val="0"/>
-          <w:numId w:val="1"/>
-        </w:numPr>
-      </w:pPr>
-      <w:r>
-        <w:t>Måske hobbyer (fodbold, løb, kryds og tværs)</w:t>
-      </w:r>
-    </w:p>
-    <w:p>
-      <w:pPr>
-        <w:pStyle w:val="Listeafsnit"/>
-        <w:numPr>
-          <w:ilvl w:val="0"/>
-          <w:numId w:val="1"/>
-        </w:numPr>
-      </w:pPr>
-      <w:r>
-        <w:lastRenderedPageBreak/>
-        <w:t>Nødvendige tags fra opgavekravene, som er stillet.</w:t>
-      </w:r>
-    </w:p>
-    <w:p>
-      <w:pPr>
-        <w:pStyle w:val="Listeafsnit"/>
-        <w:numPr>
-          <w:ilvl w:val="0"/>
-          <w:numId w:val="1"/>
-        </w:numPr>
-      </w:pPr>
-      <w:r>
-        <w:t xml:space="preserve">Til sidste en </w:t>
-      </w:r>
-      <w:proofErr w:type="spellStart"/>
-      <w:r>
-        <w:t>footer</w:t>
-      </w:r>
-      <w:proofErr w:type="spellEnd"/>
-      <w:r>
-        <w:t>, hvor jeg skriver kontaktoplysninger (telefonnummer, mail, adresse)</w:t>
-      </w:r>
-    </w:p>
-    <w:p>
-      <w:pPr>
-        <w:rPr>
-          <w:u w:val="single"/>
-        </w:rPr>
-      </w:pPr>
-      <w:r>
-        <w:rPr>
-          <w:noProof/>
-          <w:u w:val="single"/>
-        </w:rPr>
-        <w:drawing>
-          <wp:anchor distT="0" distB="0" distL="114300" distR="114300" simplePos="0" relativeHeight="251658240" behindDoc="1" locked="0" layoutInCell="1" allowOverlap="1" wp14:anchorId="47D64E14" wp14:editId="59358D6D">
-            <wp:simplePos x="0" y="0"/>
-            <wp:positionH relativeFrom="column">
-              <wp:posOffset>4855226</wp:posOffset>
-            </wp:positionH>
-            <wp:positionV relativeFrom="paragraph">
-              <wp:posOffset>311832</wp:posOffset>
-            </wp:positionV>
-            <wp:extent cx="1742165" cy="1081668"/>
-            <wp:effectExtent l="0" t="0" r="0" b="0"/>
-            <wp:wrapNone/>
-            <wp:docPr id="1542246282" name="Billede 1"/>
-            <wp:cNvGraphicFramePr>
-              <a:graphicFrameLocks xmlns:a="http://schemas.openxmlformats.org/drawingml/2006/main" noChangeAspect="1"/>
-            </wp:cNvGraphicFramePr>
-            <a:graphic xmlns:a="http://schemas.openxmlformats.org/drawingml/2006/main">
-              <a:graphicData uri="http://schemas.openxmlformats.org/drawingml/2006/picture">
-                <pic:pic xmlns:pic="http://schemas.openxmlformats.org/drawingml/2006/picture">
-                  <pic:nvPicPr>
-                    <pic:cNvPr id="1542246282" name="Billede 1542246282"/>
-                    <pic:cNvPicPr/>
-                  </pic:nvPicPr>
-                  <pic:blipFill>
-                    <a:blip r:embed="rId9" cstate="print">
-                      <a:extLst>
-                        <a:ext uri="{28A0092B-C50C-407E-A947-70E740481C1C}">
-                          <a14:useLocalDpi xmlns:a14="http://schemas.microsoft.com/office/drawing/2010/main" val="0"/>
-                        </a:ext>
-                      </a:extLst>
-                    </a:blip>
-                    <a:stretch>
-                      <a:fillRect/>
-                    </a:stretch>
-                  </pic:blipFill>
-                  <pic:spPr>
-                    <a:xfrm>
-                      <a:off x="0" y="0"/>
-                      <a:ext cx="1742165" cy="1081668"/>
-                    </a:xfrm>
-                    <a:prstGeom prst="rect">
-                      <a:avLst/>
-                    </a:prstGeom>
-                  </pic:spPr>
-                </pic:pic>
-              </a:graphicData>
-            </a:graphic>
-            <wp14:sizeRelH relativeFrom="page">
-              <wp14:pctWidth>0</wp14:pctWidth>
-            </wp14:sizeRelH>
-            <wp14:sizeRelV relativeFrom="page">
-              <wp14:pctHeight>0</wp14:pctHeight>
-            </wp14:sizeRelV>
-          </wp:anchor>
-        </w:drawing>
-      </w:r>
-      <w:r>
-        <w:rPr>
-          <w:u w:val="single"/>
-        </w:rPr>
-        <w:t>Ideer:</w:t>
-      </w:r>
-    </w:p>
-    <w:p>
-      <w:r>
-        <w:t xml:space="preserve">Title kunne være: </w:t>
-      </w:r>
-      <w:r>
-        <w:t>H</w:t>
-      </w:r>
-      <w:r>
-        <w:t>elena</w:t>
-      </w:r>
-      <w:r>
-        <w:t xml:space="preserve"> </w:t>
-      </w:r>
-      <w:proofErr w:type="spellStart"/>
-      <w:r>
-        <w:t>H</w:t>
-      </w:r>
-      <w:r>
-        <w:t>øjstrup</w:t>
-      </w:r>
-      <w:r>
-        <w:t>’s</w:t>
-      </w:r>
-      <w:proofErr w:type="spellEnd"/>
-      <w:r>
-        <w:t xml:space="preserve"> Portfolio</w:t>
-      </w:r>
-    </w:p>
-    <w:p>
-      <w:r>
-        <w:t xml:space="preserve">Hvis man trykker på mail, skal man komme direkte ind på skriv en mail </w:t>
-      </w:r>
-      <w:r>
-        <w:sym w:font="Wingdings" w:char="F0E0"/>
-      </w:r>
-    </w:p>
-    <w:p>
-      <w:r>
-        <w:t xml:space="preserve">Samme med telefonnummer </w:t>
-      </w:r>
-      <w:r>
-        <w:sym w:font="Wingdings" w:char="F0E0"/>
-      </w:r>
-      <w:r>
-        <w:t xml:space="preserve"> </w:t>
-      </w:r>
-    </w:p>
-    <w:p>
-      <w:pPr>
+        <w:jc w:val="center"/>
         <w:rPr>
           <w:b/>
           <w:bCs/>
-          <w:sz w:val="32"/>
-          <w:szCs w:val="32"/>
+          <w:u w:val="single"/>
         </w:rPr>
       </w:pPr>
-      <w:r>
-        <w:rPr>
-          <w:noProof/>
-        </w:rPr>
-        <w:drawing>
-          <wp:anchor distT="0" distB="0" distL="114300" distR="114300" simplePos="0" relativeHeight="251661312" behindDoc="1" locked="0" layoutInCell="1" allowOverlap="1" wp14:anchorId="3AB0B8BC" wp14:editId="031BCF90">
-            <wp:simplePos x="0" y="0"/>
-            <wp:positionH relativeFrom="column">
-              <wp:posOffset>4144010</wp:posOffset>
-            </wp:positionH>
-            <wp:positionV relativeFrom="paragraph">
-              <wp:posOffset>476</wp:posOffset>
-            </wp:positionV>
-            <wp:extent cx="2141554" cy="1522730"/>
-            <wp:effectExtent l="0" t="0" r="5080" b="1270"/>
-            <wp:wrapSquare wrapText="bothSides"/>
-            <wp:docPr id="562934317" name="Billede 3"/>
-            <wp:cNvGraphicFramePr>
-              <a:graphicFrameLocks xmlns:a="http://schemas.openxmlformats.org/drawingml/2006/main" noChangeAspect="1"/>
-            </wp:cNvGraphicFramePr>
-            <a:graphic xmlns:a="http://schemas.openxmlformats.org/drawingml/2006/main">
-              <a:graphicData uri="http://schemas.openxmlformats.org/drawingml/2006/picture">
-                <pic:pic xmlns:pic="http://schemas.openxmlformats.org/drawingml/2006/picture">
-                  <pic:nvPicPr>
-                    <pic:cNvPr id="562934317" name="Billede 562934317"/>
-                    <pic:cNvPicPr/>
-                  </pic:nvPicPr>
-                  <pic:blipFill>
-                    <a:blip r:embed="rId10" cstate="print">
-                      <a:extLst>
-                        <a:ext uri="{28A0092B-C50C-407E-A947-70E740481C1C}">
-                          <a14:useLocalDpi xmlns:a14="http://schemas.microsoft.com/office/drawing/2010/main" val="0"/>
-                        </a:ext>
-                      </a:extLst>
-                    </a:blip>
-                    <a:stretch>
-                      <a:fillRect/>
-                    </a:stretch>
-                  </pic:blipFill>
-                  <pic:spPr>
-                    <a:xfrm>
-                      <a:off x="0" y="0"/>
-                      <a:ext cx="2141554" cy="1522730"/>
-                    </a:xfrm>
-                    <a:prstGeom prst="rect">
-                      <a:avLst/>
-                    </a:prstGeom>
-                  </pic:spPr>
-                </pic:pic>
-              </a:graphicData>
-            </a:graphic>
-            <wp14:sizeRelH relativeFrom="page">
-              <wp14:pctWidth>0</wp14:pctWidth>
-            </wp14:sizeRelH>
-            <wp14:sizeRelV relativeFrom="page">
-              <wp14:pctHeight>0</wp14:pctHeight>
-            </wp14:sizeRelV>
-          </wp:anchor>
-        </w:drawing>
-      </w:r>
       <w:r>
         <w:rPr>
           <w:b/>
           <w:bCs/>
-          <w:sz w:val="32"/>
-          <w:szCs w:val="32"/>
+          <w:u w:val="single"/>
         </w:rPr>
-        <w:t xml:space="preserve">Opgavenedbrydning </w:t>
+        <w:t>Refleksion</w:t>
       </w:r>
     </w:p>
     <w:p>
       <w:pPr>
-        <w:rPr>
-          <w:sz w:val="22"/>
-          <w:szCs w:val="22"/>
-        </w:rPr>
-      </w:pPr>
-      <w:r>
-        <w:rPr>
-          <w:sz w:val="22"/>
-          <w:szCs w:val="22"/>
-          <w:highlight w:val="lightGray"/>
-        </w:rPr>
-        <w:t>Huskeregler: det kan fungere lidt som et stamtræ, så hvert punkt kan godt udløse flere underpunkter ved næste. Så hovedaktivitet kan godt have flere aktiviteter, og aktivitet kan godt have flere handlinger.</w:t>
-      </w:r>
+        <w:jc w:val="both"/>
+      </w:pPr>
     </w:p>
-    <w:p>
-      <w:r>
-        <w:t>Find ud af hvilke aktiviteter, der skal til for at blive færdig med opgaven</w:t>
-      </w:r>
-      <w:r>
-        <w:t>, så en tidsplan kan blive udarbejdet</w:t>
-      </w:r>
-      <w:r>
-        <w:t>:</w:t>
-      </w:r>
-    </w:p>
-    <w:p>
-      <w:r>
-        <w:rPr>
-          <w:b/>
-          <w:bCs/>
-        </w:rPr>
-        <w:t>Hovedaktivitet</w:t>
-      </w:r>
-      <w:r>
-        <w:t xml:space="preserve"> </w:t>
-      </w:r>
-      <w:r>
-        <w:sym w:font="Wingdings" w:char="F0E0"/>
-      </w:r>
-      <w:r>
-        <w:t xml:space="preserve"> </w:t>
-      </w:r>
-      <w:r>
-        <w:t xml:space="preserve"> </w:t>
-      </w:r>
-      <w:r>
-        <w:rPr>
-          <w:b/>
-          <w:bCs/>
-        </w:rPr>
-        <w:t>Aktivitet</w:t>
-      </w:r>
-      <w:r>
-        <w:t xml:space="preserve"> </w:t>
-      </w:r>
-      <w:r>
-        <w:sym w:font="Wingdings" w:char="F0E0"/>
-      </w:r>
-      <w:r>
-        <w:t xml:space="preserve"> </w:t>
-      </w:r>
-      <w:r>
-        <w:rPr>
-          <w:b/>
-          <w:bCs/>
-        </w:rPr>
-        <w:t>Handling</w:t>
-      </w:r>
-      <w:r>
-        <w:t xml:space="preserve"> </w:t>
-      </w:r>
-    </w:p>
-    <w:p>
-      <w:pPr>
-        <w:rPr>
-          <w:sz w:val="28"/>
-          <w:szCs w:val="28"/>
-        </w:rPr>
-      </w:pPr>
-      <w:r>
-        <w:rPr>
-          <w:sz w:val="28"/>
-          <w:szCs w:val="28"/>
-        </w:rPr>
-        <w:t xml:space="preserve">1: Programmering </w:t>
-      </w:r>
-      <w:r>
-        <w:rPr>
-          <w:sz w:val="28"/>
-          <w:szCs w:val="28"/>
-        </w:rPr>
-        <w:t xml:space="preserve"> </w:t>
-      </w:r>
-    </w:p>
-    <w:p>
-      <w:pPr>
-        <w:pStyle w:val="Listeafsnit"/>
-        <w:numPr>
-          <w:ilvl w:val="1"/>
-          <w:numId w:val="2"/>
-        </w:numPr>
-      </w:pPr>
-      <w:r>
-        <w:t xml:space="preserve">udarbejd html </w:t>
-      </w:r>
-      <w:r>
-        <w:rPr>
-          <w:highlight w:val="green"/>
-        </w:rPr>
-        <w:t>XL</w:t>
-      </w:r>
-      <w:r>
-        <w:t xml:space="preserve"> </w:t>
-      </w:r>
-    </w:p>
-    <w:p>
-      <w:pPr>
-        <w:pStyle w:val="Listeafsnit"/>
-        <w:numPr>
-          <w:ilvl w:val="2"/>
-          <w:numId w:val="2"/>
-        </w:numPr>
-      </w:pPr>
-      <w:r>
-        <w:t xml:space="preserve">head </w:t>
-      </w:r>
-      <w:r>
-        <w:rPr>
-          <w:highlight w:val="green"/>
-        </w:rPr>
-        <w:t>M</w:t>
-      </w:r>
-    </w:p>
-    <w:p>
-      <w:pPr>
-        <w:pStyle w:val="Listeafsnit"/>
-        <w:numPr>
-          <w:ilvl w:val="2"/>
-          <w:numId w:val="2"/>
-        </w:numPr>
-      </w:pPr>
-      <w:r>
-        <w:t xml:space="preserve">body </w:t>
-      </w:r>
-      <w:r>
-        <w:rPr>
-          <w:highlight w:val="green"/>
-        </w:rPr>
-        <w:t>XL</w:t>
-      </w:r>
-    </w:p>
-    <w:p>
-      <w:pPr>
-        <w:pStyle w:val="Listeafsnit"/>
-        <w:numPr>
-          <w:ilvl w:val="2"/>
-          <w:numId w:val="2"/>
-        </w:numPr>
-      </w:pPr>
-      <w:proofErr w:type="spellStart"/>
-      <w:r>
-        <w:t>footer</w:t>
-      </w:r>
-      <w:proofErr w:type="spellEnd"/>
-      <w:r>
-        <w:t xml:space="preserve"> </w:t>
-      </w:r>
-      <w:r>
-        <w:rPr>
-          <w:highlight w:val="green"/>
-        </w:rPr>
-        <w:t>M</w:t>
-      </w:r>
-    </w:p>
-    <w:p>
-      <w:pPr>
-        <w:rPr>
-          <w:sz w:val="28"/>
-          <w:szCs w:val="28"/>
-        </w:rPr>
-      </w:pPr>
-      <w:r>
-        <w:rPr>
-          <w:sz w:val="28"/>
-          <w:szCs w:val="28"/>
-        </w:rPr>
-        <w:t xml:space="preserve">2: </w:t>
-      </w:r>
-      <w:r>
-        <w:rPr>
-          <w:sz w:val="28"/>
-          <w:szCs w:val="28"/>
-        </w:rPr>
-        <w:t>Indho</w:t>
-      </w:r>
-      <w:r>
-        <w:rPr>
-          <w:sz w:val="28"/>
-          <w:szCs w:val="28"/>
-        </w:rPr>
-        <w:t>ld</w:t>
-      </w:r>
-    </w:p>
-    <w:p>
-      <w:r>
-        <w:t xml:space="preserve">2.1 skrive tekst om valgte punkter </w:t>
-      </w:r>
-      <w:r>
-        <w:rPr>
-          <w:highlight w:val="green"/>
-        </w:rPr>
-        <w:t>L</w:t>
-      </w:r>
-    </w:p>
-    <w:p>
-      <w:r>
-        <w:t xml:space="preserve">2.1.1 Skrive CV </w:t>
-      </w:r>
-      <w:r>
-        <w:rPr>
-          <w:highlight w:val="green"/>
-        </w:rPr>
-        <w:t>M</w:t>
-      </w:r>
-    </w:p>
-    <w:p>
-      <w:r>
-        <w:t xml:space="preserve">2.1.2 skrive tekst Om mig </w:t>
-      </w:r>
-      <w:r>
-        <w:rPr>
-          <w:highlight w:val="green"/>
-        </w:rPr>
-        <w:t>L</w:t>
-      </w:r>
-    </w:p>
-    <w:p>
-      <w:r>
-        <w:t xml:space="preserve">2.1.3 skriv tekst om hobbyer </w:t>
-      </w:r>
-      <w:r>
-        <w:rPr>
-          <w:highlight w:val="green"/>
-        </w:rPr>
-        <w:t>M</w:t>
-      </w:r>
-    </w:p>
-    <w:p>
-      <w:r>
-        <w:t xml:space="preserve">2.2 find billeder </w:t>
-      </w:r>
-      <w:r>
-        <w:rPr>
-          <w:highlight w:val="green"/>
-        </w:rPr>
-        <w:t>S</w:t>
-      </w:r>
-    </w:p>
-    <w:p>
-      <w:r>
-        <w:t xml:space="preserve">2.2.1 find billede af mig </w:t>
-      </w:r>
-      <w:r>
-        <w:rPr>
-          <w:highlight w:val="green"/>
-        </w:rPr>
-        <w:t>S</w:t>
-      </w:r>
-    </w:p>
-    <w:p>
-      <w:pPr>
-        <w:rPr>
-          <w:sz w:val="28"/>
-          <w:szCs w:val="28"/>
-        </w:rPr>
-      </w:pPr>
-      <w:r>
-        <w:rPr>
-          <w:sz w:val="28"/>
-          <w:szCs w:val="28"/>
-        </w:rPr>
-        <w:t>3: Design</w:t>
-      </w:r>
-    </w:p>
-    <w:p>
-      <w:r>
-        <w:t xml:space="preserve">3.1 find billeder til </w:t>
-      </w:r>
-      <w:r>
-        <w:t>logo</w:t>
-      </w:r>
-      <w:r>
-        <w:t xml:space="preserve"> </w:t>
-      </w:r>
-      <w:r>
-        <w:rPr>
-          <w:highlight w:val="green"/>
-        </w:rPr>
-        <w:t>M</w:t>
-      </w:r>
-    </w:p>
-    <w:p>
-      <w:r>
-        <w:t xml:space="preserve">3.2 brug css til design med korrekte krav </w:t>
-      </w:r>
-      <w:r>
-        <w:rPr>
-          <w:highlight w:val="green"/>
-        </w:rPr>
-        <w:t>XL</w:t>
-      </w:r>
-    </w:p>
-    <w:p>
-      <w:r>
-        <w:rPr>
-          <w:b/>
-          <w:bCs/>
-          <w:noProof/>
-          <w:highlight w:val="green"/>
-        </w:rPr>
-        <w:lastRenderedPageBreak/>
-        <w:drawing>
-          <wp:anchor distT="0" distB="0" distL="114300" distR="114300" simplePos="0" relativeHeight="251664384" behindDoc="1" locked="0" layoutInCell="1" allowOverlap="1" wp14:anchorId="7151E158" wp14:editId="04ECF9D9">
-            <wp:simplePos x="0" y="0"/>
-            <wp:positionH relativeFrom="column">
-              <wp:posOffset>5050435</wp:posOffset>
-            </wp:positionH>
-            <wp:positionV relativeFrom="paragraph">
-              <wp:posOffset>88265</wp:posOffset>
-            </wp:positionV>
-            <wp:extent cx="1538605" cy="1286510"/>
-            <wp:effectExtent l="0" t="0" r="0" b="0"/>
-            <wp:wrapNone/>
-            <wp:docPr id="271266292" name="Billede 6"/>
-            <wp:cNvGraphicFramePr>
-              <a:graphicFrameLocks xmlns:a="http://schemas.openxmlformats.org/drawingml/2006/main" noChangeAspect="1"/>
-            </wp:cNvGraphicFramePr>
-            <a:graphic xmlns:a="http://schemas.openxmlformats.org/drawingml/2006/main">
-              <a:graphicData uri="http://schemas.openxmlformats.org/drawingml/2006/picture">
-                <pic:pic xmlns:pic="http://schemas.openxmlformats.org/drawingml/2006/picture">
-                  <pic:nvPicPr>
-                    <pic:cNvPr id="271266292" name="Billede 271266292"/>
-                    <pic:cNvPicPr/>
-                  </pic:nvPicPr>
-                  <pic:blipFill>
-                    <a:blip r:embed="rId11" cstate="print">
-                      <a:extLst>
-                        <a:ext uri="{28A0092B-C50C-407E-A947-70E740481C1C}">
-                          <a14:useLocalDpi xmlns:a14="http://schemas.microsoft.com/office/drawing/2010/main" val="0"/>
-                        </a:ext>
-                      </a:extLst>
-                    </a:blip>
-                    <a:stretch>
-                      <a:fillRect/>
-                    </a:stretch>
-                  </pic:blipFill>
-                  <pic:spPr>
-                    <a:xfrm>
-                      <a:off x="0" y="0"/>
-                      <a:ext cx="1538605" cy="1286510"/>
-                    </a:xfrm>
-                    <a:prstGeom prst="rect">
-                      <a:avLst/>
-                    </a:prstGeom>
-                  </pic:spPr>
-                </pic:pic>
-              </a:graphicData>
-            </a:graphic>
-            <wp14:sizeRelH relativeFrom="page">
-              <wp14:pctWidth>0</wp14:pctWidth>
-            </wp14:sizeRelH>
-            <wp14:sizeRelV relativeFrom="page">
-              <wp14:pctHeight>0</wp14:pctHeight>
-            </wp14:sizeRelV>
-          </wp:anchor>
-        </w:drawing>
-      </w:r>
-      <w:r>
-        <w:rPr>
-          <w:b/>
-          <w:bCs/>
-          <w:highlight w:val="green"/>
-        </w:rPr>
-        <w:t>Estimeret t</w:t>
-      </w:r>
-      <w:r>
-        <w:rPr>
-          <w:b/>
-          <w:bCs/>
-          <w:highlight w:val="green"/>
-        </w:rPr>
-        <w:t>idsplan</w:t>
-      </w:r>
-      <w:r>
-        <w:rPr>
-          <w:b/>
-          <w:bCs/>
-        </w:rPr>
-        <w:t>:</w:t>
-      </w:r>
-      <w:r>
-        <w:rPr>
-          <w:b/>
-          <w:bCs/>
-        </w:rPr>
-        <w:t xml:space="preserve"> </w:t>
-      </w:r>
-      <w:r>
-        <w:t xml:space="preserve">I alt 52 timer </w:t>
-      </w:r>
-      <w:proofErr w:type="spellStart"/>
-      <w:r>
-        <w:t>ish</w:t>
-      </w:r>
-      <w:proofErr w:type="spellEnd"/>
-    </w:p>
-    <w:p>
-      <w:r>
-        <w:t>S = 2, M = 4, L = 6 og XL = minimum 8 (har selv estimeret størrelserne i timer)</w:t>
-      </w:r>
-    </w:p>
-    <w:p/>
     <w:sectPr>
       <w:pgSz w:w="11906" w:h="16838"/>
       <w:pgMar w:top="1701" w:right="1134" w:bottom="1701" w:left="1134" w:header="708" w:footer="708" w:gutter="0"/>
@@ -2479,6 +1473,25 @@
       <w14:ligatures w14:val="none"/>
     </w:rPr>
   </w:style>
+  <w:style w:type="table" w:styleId="Tabel-Gitter">
+    <w:name w:val="Table Grid"/>
+    <w:basedOn w:val="Tabel-Normal"/>
+    <w:uiPriority w:val="39"/>
+    <w:rsid w:val="00BE7F89"/>
+    <w:pPr>
+      <w:spacing w:after="0" w:line="240" w:lineRule="auto"/>
+    </w:pPr>
+    <w:tblPr>
+      <w:tblBorders>
+        <w:top w:val="single" w:sz="4" w:space="0" w:color="auto"/>
+        <w:left w:val="single" w:sz="4" w:space="0" w:color="auto"/>
+        <w:bottom w:val="single" w:sz="4" w:space="0" w:color="auto"/>
+        <w:right w:val="single" w:sz="4" w:space="0" w:color="auto"/>
+        <w:insideH w:val="single" w:sz="4" w:space="0" w:color="auto"/>
+        <w:insideV w:val="single" w:sz="4" w:space="0" w:color="auto"/>
+      </w:tblBorders>
+    </w:tblPr>
+  </w:style>
 </w:styles>
 </file>
 

--- a/1. portfolio projekt.docx
+++ b/1. portfolio projekt.docx
@@ -2,7 +2,6 @@
 <file path=word/document.xml><?xml version="1.0" encoding="utf-8"?>
 <w:document xmlns:wpc="http://schemas.microsoft.com/office/word/2010/wordprocessingCanvas" xmlns:cx="http://schemas.microsoft.com/office/drawing/2014/chartex" xmlns:cx1="http://schemas.microsoft.com/office/drawing/2015/9/8/chartex" xmlns:cx2="http://schemas.microsoft.com/office/drawing/2015/10/21/chartex" xmlns:cx3="http://schemas.microsoft.com/office/drawing/2016/5/9/chartex" xmlns:cx4="http://schemas.microsoft.com/office/drawing/2016/5/10/chartex" xmlns:cx5="http://schemas.microsoft.com/office/drawing/2016/5/11/chartex" xmlns:cx6="http://schemas.microsoft.com/office/drawing/2016/5/12/chartex" xmlns:cx7="http://schemas.microsoft.com/office/drawing/2016/5/13/chartex" xmlns:cx8="http://schemas.microsoft.com/office/drawing/2016/5/14/chartex" xmlns:mc="http://schemas.openxmlformats.org/markup-compatibility/2006" xmlns:m="http://schemas.openxmlformats.org/officeDocument/2006/math" xmlns:aink="http://schemas.microsoft.com/office/drawing/2016/ink" xmlns:am3d="http://schemas.microsoft.com/office/drawing/2017/model3d" xmlns:oel="http://schemas.microsoft.com/office/2019/extlst" xmlns:r="http://schemas.openxmlformats.org/officeDocument/2006/relationships" xmlns:wp14="http://schemas.microsoft.com/office/word/2010/wordprocessingDrawing" xmlns:wp="http://schemas.openxmlformats.org/drawingml/2006/wordprocessingDrawing" xmlns:wpg="http://schemas.microsoft.com/office/word/2010/wordprocessingGroup" xmlns:wpi="http://schemas.microsoft.com/office/word/2010/wordprocessingInk" xmlns:wps="http://schemas.microsoft.com/office/word/2010/wordprocessingShape" xmlns:o="urn:schemas-microsoft-com:office:office" xmlns:v="urn:schemas-microsoft-com:vml" xmlns:w10="urn:schemas-microsoft-com:office:word" xmlns:w="http://schemas.openxmlformats.org/wordprocessingml/2006/main" xmlns:w14="http://schemas.microsoft.com/office/word/2010/wordml" xmlns:w15="http://schemas.microsoft.com/office/word/2012/wordml" xmlns:w16cex="http://schemas.microsoft.com/office/word/2018/wordml/cex" xmlns:w16cid="http://schemas.microsoft.com/office/word/2016/wordml/cid" xmlns:w16="http://schemas.microsoft.com/office/word/2018/wordml" xmlns:w16sdtdh="http://schemas.microsoft.com/office/word/2020/wordml/sdtdatahash" xmlns:w16sdtfl="http://schemas.microsoft.com/office/word/2024/wordml/sdtformatlock" xmlns:w16se="http://schemas.microsoft.com/office/word/2015/wordml/symex" xmlns:w16du="http://schemas.microsoft.com/office/word/2023/wordml/word16du" xmlns:wne="http://schemas.microsoft.com/office/word/2006/wordml" mc:Ignorable="w14 w15 w16se w16cid w16 w16cex w16sdtdh w16sdtfl w16du wp14">
   <w:body>
-    <w:p/>
     <w:p>
       <w:pPr>
         <w:jc w:val="center"/>
@@ -31,6 +30,8 @@
         <w:rPr>
           <w:b/>
           <w:bCs/>
+          <w:sz w:val="28"/>
+          <w:szCs w:val="28"/>
           <w:u w:val="single"/>
         </w:rPr>
       </w:pPr>
@@ -38,6 +39,8 @@
         <w:rPr>
           <w:b/>
           <w:bCs/>
+          <w:sz w:val="28"/>
+          <w:szCs w:val="28"/>
           <w:u w:val="single"/>
         </w:rPr>
         <w:t>Scope</w:t>
@@ -45,13 +48,69 @@
     </w:p>
     <w:p>
       <w:pPr>
+        <w:spacing w:before="100" w:beforeAutospacing="1" w:after="100" w:afterAutospacing="1" w:line="240" w:lineRule="auto"/>
         <w:jc w:val="both"/>
-      </w:pPr>
+        <w:rPr>
+          <w:rFonts w:eastAsia="Times New Roman" w:cs="Times New Roman"/>
+          <w:color w:val="000000"/>
+          <w:kern w:val="0"/>
+          <w:lang w:eastAsia="da-DK"/>
+          <w14:ligatures w14:val="none"/>
+        </w:rPr>
+      </w:pPr>
+      <w:r>
+        <w:rPr>
+          <w:rFonts w:eastAsia="Times New Roman" w:cs="Times New Roman"/>
+          <w:color w:val="000000"/>
+          <w:kern w:val="0"/>
+          <w:lang w:eastAsia="da-DK"/>
+          <w14:ligatures w14:val="none"/>
+        </w:rPr>
+        <w:t>Mit mål med projektet er at lave en personlig portfolio-hjemmeside i HTML og CSS, hvor man kan læse om mig, min uddannelse, arbejdserfaring og se mine kontaktoplysninger. Jeg vil gerne lave en forside med navigation og eventuelt flere HTML-sider, så de forskellige punkter i navigationen får deres egen side.</w:t>
+      </w:r>
     </w:p>
     <w:p>
       <w:pPr>
+        <w:spacing w:before="100" w:beforeAutospacing="1" w:after="100" w:afterAutospacing="1" w:line="240" w:lineRule="auto"/>
         <w:jc w:val="both"/>
-      </w:pPr>
+        <w:rPr>
+          <w:rFonts w:eastAsia="Times New Roman" w:cs="Times New Roman"/>
+          <w:color w:val="000000"/>
+          <w:kern w:val="0"/>
+          <w:lang w:eastAsia="da-DK"/>
+          <w14:ligatures w14:val="none"/>
+        </w:rPr>
+      </w:pPr>
+      <w:r>
+        <w:rPr>
+          <w:rFonts w:eastAsia="Times New Roman" w:cs="Times New Roman"/>
+          <w:color w:val="000000"/>
+          <w:kern w:val="0"/>
+          <w:lang w:eastAsia="da-DK"/>
+          <w14:ligatures w14:val="none"/>
+        </w:rPr>
+        <w:t xml:space="preserve">Jeg vil arbejde med et gennemgående design med farver, typografi, billeder, ikoner og et logo. Hjemmesiden </w:t>
+      </w:r>
+      <w:r>
+        <w:rPr>
+          <w:rFonts w:eastAsia="Times New Roman" w:cs="Times New Roman"/>
+          <w:color w:val="000000"/>
+          <w:kern w:val="0"/>
+          <w:lang w:eastAsia="da-DK"/>
+          <w14:ligatures w14:val="none"/>
+        </w:rPr>
+        <w:t>vil jeg også gøre</w:t>
+      </w:r>
+      <w:r>
+        <w:rPr>
+          <w:rFonts w:eastAsia="Times New Roman" w:cs="Times New Roman"/>
+          <w:color w:val="000000"/>
+          <w:kern w:val="0"/>
+          <w:lang w:eastAsia="da-DK"/>
+          <w14:ligatures w14:val="none"/>
+        </w:rPr>
+        <w:t xml:space="preserve"> responsiv, så den fungerer på både computer og mobil. </w:t>
+      </w:r>
     </w:p>
     <w:p>
       <w:pPr>
@@ -64,6 +123,8 @@
         <w:rPr>
           <w:b/>
           <w:bCs/>
+          <w:sz w:val="28"/>
+          <w:szCs w:val="28"/>
           <w:u w:val="single"/>
         </w:rPr>
       </w:pPr>
@@ -71,9 +132,11 @@
         <w:rPr>
           <w:b/>
           <w:bCs/>
+          <w:sz w:val="28"/>
+          <w:szCs w:val="28"/>
           <w:u w:val="single"/>
         </w:rPr>
-        <w:t>MoSCoW Prioritering</w:t>
+        <w:t xml:space="preserve">MoSCoW </w:t>
       </w:r>
     </w:p>
     <w:tbl>
@@ -90,7 +153,7 @@
         <w:tc>
           <w:tcPr>
             <w:tcW w:w="1838" w:type="dxa"/>
-            <w:shd w:val="clear" w:color="auto" w:fill="808080" w:themeFill="background1" w:themeFillShade="80"/>
+            <w:shd w:val="clear" w:color="auto" w:fill="8DD873" w:themeFill="accent6" w:themeFillTint="99"/>
           </w:tcPr>
           <w:p>
             <w:pPr>
@@ -113,11 +176,23 @@
         <w:tc>
           <w:tcPr>
             <w:tcW w:w="7790" w:type="dxa"/>
-            <w:shd w:val="clear" w:color="auto" w:fill="BFBFBF" w:themeFill="background1" w:themeFillShade="BF"/>
+            <w:shd w:val="clear" w:color="auto" w:fill="D9F2D0" w:themeFill="accent6" w:themeFillTint="33"/>
           </w:tcPr>
           <w:p>
             <w:r>
-              <w:t>Scope, dermed html-krav og standardkrav af css</w:t>
+              <w:t>HTML</w:t>
+            </w:r>
+            <w:r>
+              <w:t>-krav</w:t>
+            </w:r>
+            <w:r>
+              <w:t xml:space="preserve">, </w:t>
+            </w:r>
+            <w:r>
+              <w:t>standardkrav af css</w:t>
+            </w:r>
+            <w:r>
+              <w:t xml:space="preserve"> og nødvendigt indhold</w:t>
             </w:r>
           </w:p>
         </w:tc>
@@ -126,7 +201,7 @@
         <w:tc>
           <w:tcPr>
             <w:tcW w:w="1838" w:type="dxa"/>
-            <w:shd w:val="clear" w:color="auto" w:fill="808080" w:themeFill="background1" w:themeFillShade="80"/>
+            <w:shd w:val="clear" w:color="auto" w:fill="8DD873" w:themeFill="accent6" w:themeFillTint="99"/>
           </w:tcPr>
           <w:p>
             <w:pPr>
@@ -159,7 +234,7 @@
         <w:tc>
           <w:tcPr>
             <w:tcW w:w="7790" w:type="dxa"/>
-            <w:shd w:val="clear" w:color="auto" w:fill="BFBFBF" w:themeFill="background1" w:themeFillShade="BF"/>
+            <w:shd w:val="clear" w:color="auto" w:fill="D9F2D0" w:themeFill="accent6" w:themeFillTint="33"/>
           </w:tcPr>
           <w:p>
             <w:r>
@@ -172,7 +247,7 @@
         <w:tc>
           <w:tcPr>
             <w:tcW w:w="1838" w:type="dxa"/>
-            <w:shd w:val="clear" w:color="auto" w:fill="808080" w:themeFill="background1" w:themeFillShade="80"/>
+            <w:shd w:val="clear" w:color="auto" w:fill="8DD873" w:themeFill="accent6" w:themeFillTint="99"/>
           </w:tcPr>
           <w:p>
             <w:pPr>
@@ -205,19 +280,20 @@
         <w:tc>
           <w:tcPr>
             <w:tcW w:w="7790" w:type="dxa"/>
-            <w:shd w:val="clear" w:color="auto" w:fill="BFBFBF" w:themeFill="background1" w:themeFillShade="BF"/>
+            <w:shd w:val="clear" w:color="auto" w:fill="D9F2D0" w:themeFill="accent6" w:themeFillTint="33"/>
           </w:tcPr>
           <w:p>
             <w:r>
-              <w:t xml:space="preserve">Effekter, som gør min projekt mere levende </w:t>
+              <w:t xml:space="preserve">Separate </w:t>
             </w:r>
-            <w:proofErr w:type="spellStart"/>
             <w:r>
-              <w:t>ala</w:t>
+              <w:t>HTML</w:t>
             </w:r>
-            <w:proofErr w:type="spellEnd"/>
             <w:r>
-              <w:t xml:space="preserve"> brug af JavaScript</w:t>
+              <w:t>-sider</w:t>
+            </w:r>
+            <w:r>
+              <w:t xml:space="preserve"> for hver af min nav-elementer</w:t>
             </w:r>
           </w:p>
         </w:tc>
@@ -226,7 +302,7 @@
         <w:tc>
           <w:tcPr>
             <w:tcW w:w="1838" w:type="dxa"/>
-            <w:shd w:val="clear" w:color="auto" w:fill="808080" w:themeFill="background1" w:themeFillShade="80"/>
+            <w:shd w:val="clear" w:color="auto" w:fill="8DD873" w:themeFill="accent6" w:themeFillTint="99"/>
           </w:tcPr>
           <w:p>
             <w:pPr>
@@ -249,11 +325,17 @@
         <w:tc>
           <w:tcPr>
             <w:tcW w:w="7790" w:type="dxa"/>
-            <w:shd w:val="clear" w:color="auto" w:fill="BFBFBF" w:themeFill="background1" w:themeFillShade="BF"/>
+            <w:shd w:val="clear" w:color="auto" w:fill="D9F2D0" w:themeFill="accent6" w:themeFillTint="33"/>
           </w:tcPr>
           <w:p>
             <w:r>
-              <w:t xml:space="preserve">Igen JavaScript, da det er udenfor </w:t>
+              <w:t>JavaScript, da det er udenfor</w:t>
+            </w:r>
+            <w:r>
+              <w:t xml:space="preserve"> min</w:t>
+            </w:r>
+            <w:r>
+              <w:t xml:space="preserve"> </w:t>
             </w:r>
             <w:proofErr w:type="spellStart"/>
             <w:r>
@@ -270,6 +352,10 @@
     <w:p>
       <w:pPr>
         <w:jc w:val="both"/>
+        <w:rPr>
+          <w:sz w:val="28"/>
+          <w:szCs w:val="28"/>
+        </w:rPr>
       </w:pPr>
     </w:p>
     <w:p>
@@ -278,6 +364,8 @@
         <w:rPr>
           <w:b/>
           <w:bCs/>
+          <w:sz w:val="28"/>
+          <w:szCs w:val="28"/>
           <w:u w:val="single"/>
         </w:rPr>
       </w:pPr>
@@ -285,9 +373,160 @@
         <w:rPr>
           <w:b/>
           <w:bCs/>
+          <w:sz w:val="28"/>
+          <w:szCs w:val="28"/>
           <w:u w:val="single"/>
         </w:rPr>
         <w:t>Refleksion</w:t>
+      </w:r>
+    </w:p>
+    <w:p>
+      <w:pPr>
+        <w:pStyle w:val="pdq2pgselectionanchorcontainer"/>
+        <w:jc w:val="both"/>
+        <w:rPr>
+          <w:rFonts w:asciiTheme="minorHAnsi" w:hAnsiTheme="minorHAnsi"/>
+          <w:color w:val="000000"/>
+        </w:rPr>
+      </w:pPr>
+      <w:r>
+        <w:rPr>
+          <w:rFonts w:asciiTheme="minorHAnsi" w:hAnsiTheme="minorHAnsi"/>
+          <w:color w:val="000000"/>
+        </w:rPr>
+        <w:t xml:space="preserve">Overordnet synes jeg, at projektet er gået godt, og jeg har fået lavet en portfolio, som jeg er </w:t>
+      </w:r>
+      <w:r>
+        <w:rPr>
+          <w:rFonts w:asciiTheme="minorHAnsi" w:hAnsiTheme="minorHAnsi"/>
+          <w:color w:val="000000"/>
+        </w:rPr>
+        <w:t xml:space="preserve">okay </w:t>
+      </w:r>
+      <w:r>
+        <w:rPr>
+          <w:rFonts w:asciiTheme="minorHAnsi" w:hAnsiTheme="minorHAnsi"/>
+          <w:color w:val="000000"/>
+        </w:rPr>
+        <w:t>tilfreds med. Jeg fik lavet de vigtigste dele, som jeg havde planlagt, blandt andet en forside, navigation, sektioner om mig, uddannelse og erhvervserfaring samt en footer med kontaktoplysninger. Jeg synes også, at det visuelle udtryk blev nogenlunde, som jeg havde forestillet mig især i forhold til farvepalette, typografi, billeder, ikoner og logo.</w:t>
+      </w:r>
+    </w:p>
+    <w:p>
+      <w:pPr>
+        <w:pStyle w:val="pdq2pgselectionanchorcontainer"/>
+        <w:jc w:val="both"/>
+        <w:rPr>
+          <w:rFonts w:asciiTheme="minorHAnsi" w:hAnsiTheme="minorHAnsi"/>
+          <w:color w:val="000000"/>
+        </w:rPr>
+      </w:pPr>
+      <w:r>
+        <w:rPr>
+          <w:rFonts w:asciiTheme="minorHAnsi" w:hAnsiTheme="minorHAnsi"/>
+          <w:color w:val="000000"/>
+        </w:rPr>
+        <w:t>Der var dog nogle ting, som ikke gik helt efter planen. Jeg havde blandt andet en idé om at lave flere forskellige HTML-sider, så man gennem navigationen kunne komme ind på separate sider. Det nåede jeg ikke, fordi CSS og især responsivt design</w:t>
+      </w:r>
+      <w:r>
+        <w:rPr>
+          <w:rFonts w:asciiTheme="minorHAnsi" w:hAnsiTheme="minorHAnsi"/>
+          <w:color w:val="000000"/>
+        </w:rPr>
+        <w:t xml:space="preserve">, </w:t>
+      </w:r>
+      <w:r>
+        <w:rPr>
+          <w:rFonts w:asciiTheme="minorHAnsi" w:hAnsiTheme="minorHAnsi"/>
+          <w:color w:val="000000"/>
+        </w:rPr>
+        <w:t>så hjemmesiden også fungerede på mobil</w:t>
+      </w:r>
+      <w:r>
+        <w:rPr>
+          <w:rFonts w:asciiTheme="minorHAnsi" w:hAnsiTheme="minorHAnsi"/>
+          <w:color w:val="000000"/>
+        </w:rPr>
+        <w:t>, t</w:t>
+      </w:r>
+      <w:r>
+        <w:rPr>
+          <w:rFonts w:asciiTheme="minorHAnsi" w:hAnsiTheme="minorHAnsi"/>
+          <w:color w:val="000000"/>
+        </w:rPr>
+        <w:t>og længere tid end forventet. Jeg valgte derfor i stedet at samle indholdet på én side og bruge navigationen til at scrolle ned til de forskellige sektioner.</w:t>
+      </w:r>
+    </w:p>
+    <w:p>
+      <w:pPr>
+        <w:pStyle w:val="NormalWeb"/>
+        <w:jc w:val="both"/>
+        <w:rPr>
+          <w:rFonts w:asciiTheme="minorHAnsi" w:hAnsiTheme="minorHAnsi"/>
+          <w:color w:val="000000"/>
+        </w:rPr>
+      </w:pPr>
+      <w:r>
+        <w:rPr>
+          <w:rFonts w:asciiTheme="minorHAnsi" w:hAnsiTheme="minorHAnsi"/>
+          <w:color w:val="000000"/>
+        </w:rPr>
+        <w:t>Jeg undervurderede også, hvor meget tid der skulle bruges på at få hjemmesiden til at fungere på forskellige skærmstørrelser og browsere. Flere gange så hjemmesiden forskellig ud i Chrome, Safari og på mobil, og derfor måtte jeg bruge ekstra tid på media queries og justeringer af størrelser og layout. Det gjorde, at jeg måtte re-estimere nogle af opgaverne undervejs.</w:t>
+      </w:r>
+    </w:p>
+    <w:p>
+      <w:pPr>
+        <w:pStyle w:val="NormalWeb"/>
+        <w:jc w:val="both"/>
+        <w:rPr>
+          <w:rFonts w:asciiTheme="minorHAnsi" w:hAnsiTheme="minorHAnsi"/>
+          <w:color w:val="000000"/>
+        </w:rPr>
+      </w:pPr>
+      <w:r>
+        <w:rPr>
+          <w:rFonts w:asciiTheme="minorHAnsi" w:hAnsiTheme="minorHAnsi"/>
+          <w:color w:val="000000"/>
+        </w:rPr>
+        <w:t>Min WBS og MoSCoW-prioritering hjalp mig med at fokusere på de vigtigste krav først. Da tiden blev mere presset, valgte jeg derfor at prioritere HTML, CSS, responsivt design og indhold frem for ekstra</w:t>
+      </w:r>
+      <w:r>
+        <w:rPr>
+          <w:rFonts w:asciiTheme="minorHAnsi" w:hAnsiTheme="minorHAnsi"/>
+          <w:color w:val="000000"/>
+        </w:rPr>
+        <w:t xml:space="preserve"> CSS-effekter </w:t>
+      </w:r>
+      <w:r>
+        <w:rPr>
+          <w:rFonts w:asciiTheme="minorHAnsi" w:hAnsiTheme="minorHAnsi"/>
+          <w:color w:val="000000"/>
+        </w:rPr>
+        <w:t>og flere HTML-sider.</w:t>
+      </w:r>
+    </w:p>
+    <w:p>
+      <w:pPr>
+        <w:pStyle w:val="NormalWeb"/>
+        <w:jc w:val="both"/>
+        <w:rPr>
+          <w:rFonts w:asciiTheme="minorHAnsi" w:hAnsiTheme="minorHAnsi"/>
+          <w:color w:val="000000"/>
+        </w:rPr>
+      </w:pPr>
+      <w:r>
+        <w:rPr>
+          <w:rFonts w:asciiTheme="minorHAnsi" w:hAnsiTheme="minorHAnsi"/>
+          <w:color w:val="000000"/>
+        </w:rPr>
+        <w:lastRenderedPageBreak/>
+        <w:t>Hvis jeg skulle lave projektet igen, ville jeg teste hjemmesiden på mobil og forskellige browsere tidligere i processen. Jeg ville også lave en mere realistisk tidsestimering af CSS-delen, da den tog væsentligt længere tid, end jeg havde forventet.</w:t>
+      </w:r>
+      <w:r>
+        <w:rPr>
+          <w:rFonts w:asciiTheme="minorHAnsi" w:hAnsiTheme="minorHAnsi"/>
+          <w:color w:val="000000"/>
+        </w:rPr>
+        <w:t xml:space="preserve"> Jeg endte også med at bruge unødvendig meget tid på at ændre mit design undervejs, da jeg ikke havde fastlagt det inden, så det vil jeg også ændre til næste gang.</w:t>
       </w:r>
     </w:p>
     <w:p>
@@ -303,6 +542,56 @@
     </w:sectPr>
   </w:body>
 </w:document>
+</file>
+
+<file path=word/endnotes.xml><?xml version="1.0" encoding="utf-8"?>
+<w:endnotes xmlns:wpc="http://schemas.microsoft.com/office/word/2010/wordprocessingCanvas" xmlns:cx="http://schemas.microsoft.com/office/drawing/2014/chartex" xmlns:cx1="http://schemas.microsoft.com/office/drawing/2015/9/8/chartex" xmlns:cx2="http://schemas.microsoft.com/office/drawing/2015/10/21/chartex" xmlns:cx3="http://schemas.microsoft.com/office/drawing/2016/5/9/chartex" xmlns:cx4="http://schemas.microsoft.com/office/drawing/2016/5/10/chartex" xmlns:cx5="http://schemas.microsoft.com/office/drawing/2016/5/11/chartex" xmlns:cx6="http://schemas.microsoft.com/office/drawing/2016/5/12/chartex" xmlns:cx7="http://schemas.microsoft.com/office/drawing/2016/5/13/chartex" xmlns:cx8="http://schemas.microsoft.com/office/drawing/2016/5/14/chartex" xmlns:mc="http://schemas.openxmlformats.org/markup-compatibility/2006" xmlns:m="http://schemas.openxmlformats.org/officeDocument/2006/math" xmlns:aink="http://schemas.microsoft.com/office/drawing/2016/ink" xmlns:am3d="http://schemas.microsoft.com/office/drawing/2017/model3d" xmlns:oel="http://schemas.microsoft.com/office/2019/extlst" xmlns:r="http://schemas.openxmlformats.org/officeDocument/2006/relationships" xmlns:wp14="http://schemas.microsoft.com/office/word/2010/wordprocessingDrawing" xmlns:wp="http://schemas.openxmlformats.org/drawingml/2006/wordprocessingDrawing" xmlns:wpg="http://schemas.microsoft.com/office/word/2010/wordprocessingGroup" xmlns:wpi="http://schemas.microsoft.com/office/word/2010/wordprocessingInk" xmlns:wps="http://schemas.microsoft.com/office/word/2010/wordprocessingShape" xmlns:o="urn:schemas-microsoft-com:office:office" xmlns:v="urn:schemas-microsoft-com:vml" xmlns:w10="urn:schemas-microsoft-com:office:word" xmlns:w="http://schemas.openxmlformats.org/wordprocessingml/2006/main" xmlns:w14="http://schemas.microsoft.com/office/word/2010/wordml" xmlns:w15="http://schemas.microsoft.com/office/word/2012/wordml" xmlns:w16cex="http://schemas.microsoft.com/office/word/2018/wordml/cex" xmlns:w16cid="http://schemas.microsoft.com/office/word/2016/wordml/cid" xmlns:w16="http://schemas.microsoft.com/office/word/2018/wordml" xmlns:w16sdtdh="http://schemas.microsoft.com/office/word/2020/wordml/sdtdatahash" xmlns:w16sdtfl="http://schemas.microsoft.com/office/word/2024/wordml/sdtformatlock" xmlns:w16se="http://schemas.microsoft.com/office/word/2015/wordml/symex" xmlns:w16du="http://schemas.microsoft.com/office/word/2023/wordml/word16du" xmlns:wne="http://schemas.microsoft.com/office/word/2006/wordml" mc:Ignorable="w14 w15 w16se w16cid w16 w16cex w16sdtdh w16sdtfl w16du wp14">
+  <w:endnote w:type="separator" w:id="-1">
+    <w:p>
+      <w:pPr>
+        <w:spacing w:after="0" w:line="240" w:lineRule="auto"/>
+      </w:pPr>
+      <w:r>
+        <w:separator/>
+      </w:r>
+    </w:p>
+  </w:endnote>
+  <w:endnote w:type="continuationSeparator" w:id="0">
+    <w:p>
+      <w:pPr>
+        <w:spacing w:after="0" w:line="240" w:lineRule="auto"/>
+      </w:pPr>
+      <w:r>
+        <w:continuationSeparator/>
+      </w:r>
+    </w:p>
+  </w:endnote>
+</w:endnotes>
+</file>
+
+<file path=word/footnotes.xml><?xml version="1.0" encoding="utf-8"?>
+<w:footnotes xmlns:wpc="http://schemas.microsoft.com/office/word/2010/wordprocessingCanvas" xmlns:cx="http://schemas.microsoft.com/office/drawing/2014/chartex" xmlns:cx1="http://schemas.microsoft.com/office/drawing/2015/9/8/chartex" xmlns:cx2="http://schemas.microsoft.com/office/drawing/2015/10/21/chartex" xmlns:cx3="http://schemas.microsoft.com/office/drawing/2016/5/9/chartex" xmlns:cx4="http://schemas.microsoft.com/office/drawing/2016/5/10/chartex" xmlns:cx5="http://schemas.microsoft.com/office/drawing/2016/5/11/chartex" xmlns:cx6="http://schemas.microsoft.com/office/drawing/2016/5/12/chartex" xmlns:cx7="http://schemas.microsoft.com/office/drawing/2016/5/13/chartex" xmlns:cx8="http://schemas.microsoft.com/office/drawing/2016/5/14/chartex" xmlns:mc="http://schemas.openxmlformats.org/markup-compatibility/2006" xmlns:m="http://schemas.openxmlformats.org/officeDocument/2006/math" xmlns:aink="http://schemas.microsoft.com/office/drawing/2016/ink" xmlns:am3d="http://schemas.microsoft.com/office/drawing/2017/model3d" xmlns:oel="http://schemas.microsoft.com/office/2019/extlst" xmlns:r="http://schemas.openxmlformats.org/officeDocument/2006/relationships" xmlns:wp14="http://schemas.microsoft.com/office/word/2010/wordprocessingDrawing" xmlns:wp="http://schemas.openxmlformats.org/drawingml/2006/wordprocessingDrawing" xmlns:wpg="http://schemas.microsoft.com/office/word/2010/wordprocessingGroup" xmlns:wpi="http://schemas.microsoft.com/office/word/2010/wordprocessingInk" xmlns:wps="http://schemas.microsoft.com/office/word/2010/wordprocessingShape" xmlns:o="urn:schemas-microsoft-com:office:office" xmlns:v="urn:schemas-microsoft-com:vml" xmlns:w10="urn:schemas-microsoft-com:office:word" xmlns:w="http://schemas.openxmlformats.org/wordprocessingml/2006/main" xmlns:w14="http://schemas.microsoft.com/office/word/2010/wordml" xmlns:w15="http://schemas.microsoft.com/office/word/2012/wordml" xmlns:w16cex="http://schemas.microsoft.com/office/word/2018/wordml/cex" xmlns:w16cid="http://schemas.microsoft.com/office/word/2016/wordml/cid" xmlns:w16="http://schemas.microsoft.com/office/word/2018/wordml" xmlns:w16sdtdh="http://schemas.microsoft.com/office/word/2020/wordml/sdtdatahash" xmlns:w16sdtfl="http://schemas.microsoft.com/office/word/2024/wordml/sdtformatlock" xmlns:w16se="http://schemas.microsoft.com/office/word/2015/wordml/symex" xmlns:w16du="http://schemas.microsoft.com/office/word/2023/wordml/word16du" xmlns:wne="http://schemas.microsoft.com/office/word/2006/wordml" mc:Ignorable="w14 w15 w16se w16cid w16 w16cex w16sdtdh w16sdtfl w16du wp14">
+  <w:footnote w:type="separator" w:id="-1">
+    <w:p>
+      <w:pPr>
+        <w:spacing w:after="0" w:line="240" w:lineRule="auto"/>
+      </w:pPr>
+      <w:r>
+        <w:separator/>
+      </w:r>
+    </w:p>
+  </w:footnote>
+  <w:footnote w:type="continuationSeparator" w:id="0">
+    <w:p>
+      <w:pPr>
+        <w:spacing w:after="0" w:line="240" w:lineRule="auto"/>
+      </w:pPr>
+      <w:r>
+        <w:continuationSeparator/>
+      </w:r>
+    </w:p>
+  </w:footnote>
+</w:footnotes>
 </file>
 
 <file path=word/numbering.xml><?xml version="1.0" encoding="utf-8"?>
@@ -992,7 +1281,6 @@
     <w:next w:val="Normal"/>
     <w:link w:val="Overskrift3Tegn"/>
     <w:uiPriority w:val="9"/>
-    <w:semiHidden/>
     <w:unhideWhenUsed/>
     <w:qFormat/>
     <w:rsid w:val="00005E4D"/>
@@ -1200,7 +1488,6 @@
     <w:basedOn w:val="Standardskrifttypeiafsnit"/>
     <w:link w:val="Overskrift3"/>
     <w:uiPriority w:val="9"/>
-    <w:semiHidden/>
     <w:rsid w:val="00005E4D"/>
     <w:rPr>
       <w:rFonts w:eastAsiaTheme="majorEastAsia" w:cstheme="majorBidi"/>
@@ -1491,6 +1778,81 @@
         <w:insideV w:val="single" w:sz="4" w:space="0" w:color="auto"/>
       </w:tblBorders>
     </w:tblPr>
+  </w:style>
+  <w:style w:type="paragraph" w:styleId="NormalWeb">
+    <w:name w:val="Normal (Web)"/>
+    <w:basedOn w:val="Normal"/>
+    <w:uiPriority w:val="99"/>
+    <w:semiHidden/>
+    <w:unhideWhenUsed/>
+    <w:rsid w:val="00BC74E3"/>
+    <w:pPr>
+      <w:spacing w:before="100" w:beforeAutospacing="1" w:after="100" w:afterAutospacing="1" w:line="240" w:lineRule="auto"/>
+    </w:pPr>
+    <w:rPr>
+      <w:rFonts w:ascii="Times New Roman" w:eastAsia="Times New Roman" w:hAnsi="Times New Roman" w:cs="Times New Roman"/>
+      <w:kern w:val="0"/>
+      <w:lang w:eastAsia="da-DK"/>
+      <w14:ligatures w14:val="none"/>
+    </w:rPr>
+  </w:style>
+  <w:style w:type="paragraph" w:customStyle="1" w:styleId="pdq2pgselectionanchorcontainer">
+    <w:name w:val="pdq2pg_selectionanchorcontainer"/>
+    <w:basedOn w:val="Normal"/>
+    <w:rsid w:val="00BC74E3"/>
+    <w:pPr>
+      <w:spacing w:before="100" w:beforeAutospacing="1" w:after="100" w:afterAutospacing="1" w:line="240" w:lineRule="auto"/>
+    </w:pPr>
+    <w:rPr>
+      <w:rFonts w:ascii="Times New Roman" w:eastAsia="Times New Roman" w:hAnsi="Times New Roman" w:cs="Times New Roman"/>
+      <w:kern w:val="0"/>
+      <w:lang w:eastAsia="da-DK"/>
+      <w14:ligatures w14:val="none"/>
+    </w:rPr>
+  </w:style>
+  <w:style w:type="paragraph" w:styleId="Sidehoved">
+    <w:name w:val="header"/>
+    <w:basedOn w:val="Normal"/>
+    <w:link w:val="SidehovedTegn"/>
+    <w:uiPriority w:val="99"/>
+    <w:unhideWhenUsed/>
+    <w:rsid w:val="004D087E"/>
+    <w:pPr>
+      <w:tabs>
+        <w:tab w:val="center" w:pos="4819"/>
+        <w:tab w:val="right" w:pos="9638"/>
+      </w:tabs>
+      <w:spacing w:after="0" w:line="240" w:lineRule="auto"/>
+    </w:pPr>
+  </w:style>
+  <w:style w:type="character" w:customStyle="1" w:styleId="SidehovedTegn">
+    <w:name w:val="Sidehoved Tegn"/>
+    <w:basedOn w:val="Standardskrifttypeiafsnit"/>
+    <w:link w:val="Sidehoved"/>
+    <w:uiPriority w:val="99"/>
+    <w:rsid w:val="004D087E"/>
+  </w:style>
+  <w:style w:type="paragraph" w:styleId="Sidefod">
+    <w:name w:val="footer"/>
+    <w:basedOn w:val="Normal"/>
+    <w:link w:val="SidefodTegn"/>
+    <w:uiPriority w:val="99"/>
+    <w:unhideWhenUsed/>
+    <w:rsid w:val="004D087E"/>
+    <w:pPr>
+      <w:tabs>
+        <w:tab w:val="center" w:pos="4819"/>
+        <w:tab w:val="right" w:pos="9638"/>
+      </w:tabs>
+      <w:spacing w:after="0" w:line="240" w:lineRule="auto"/>
+    </w:pPr>
+  </w:style>
+  <w:style w:type="character" w:customStyle="1" w:styleId="SidefodTegn">
+    <w:name w:val="Sidefod Tegn"/>
+    <w:basedOn w:val="Standardskrifttypeiafsnit"/>
+    <w:link w:val="Sidefod"/>
+    <w:uiPriority w:val="99"/>
+    <w:rsid w:val="004D087E"/>
   </w:style>
 </w:styles>
 </file>
